--- a/filesystem/Finance/Reporting/FY2025_PL_proration_methodology.docx
+++ b/filesystem/Finance/Reporting/FY2025_PL_proration_methodology.docx
@@ -512,767 +512,8 @@
     </w:p>
     <w:p>
       <w:pPr>
-        <w:keepNext/>
-        <w:spacing w:before="360" w:after="120" w:line="288" w:lineRule="auto"/>
-        <w:pBdr>
-          <w:bottom w:val="single" w:sz="6" w:space="4" w:color="0B4F6C"/>
-        </w:pBdr>
-      </w:pPr>
-      <w:r>
-        <w:rPr>
-          <w:rFonts w:ascii="Segoe UI" w:hAnsi="Segoe UI"/>
-          <w:b/>
-          <w:color w:val="0B4F6C"/>
-          <w:sz w:val="25"/>
-        </w:rPr>
-        <w:t>3. Worked Example</w:t>
-      </w:r>
-    </w:p>
-    <w:p>
-      <w:pPr>
         <w:spacing w:after="140" w:line="288" w:lineRule="auto" w:before="0"/>
       </w:pPr>
-      <w:r>
-        <w:rPr>
-          <w:rFonts w:ascii="Segoe UI" w:hAnsi="Segoe UI"/>
-          <w:color w:val="1E293B"/>
-          <w:sz w:val="20"/>
-        </w:rPr>
-        <w:t>Applying the methodology to the current FY2025 standalone figures:</w:t>
-      </w:r>
-    </w:p>
-    <w:tbl>
-      <w:tblPr>
-        <w:tblStyle w:val="TableGrid"/>
-        <w:tblW w:type="auto" w:w="0"/>
-        <w:jc w:val="center"/>
-        <w:tblLook w:firstColumn="1" w:firstRow="1" w:lastColumn="0" w:lastRow="0" w:noHBand="0" w:noVBand="1" w:val="04A0"/>
-      </w:tblPr>
-      <w:tblGrid>
-        <w:gridCol w:w="2340"/>
-        <w:gridCol w:w="2340"/>
-        <w:gridCol w:w="2340"/>
-        <w:gridCol w:w="2340"/>
-      </w:tblGrid>
-      <w:tr>
-        <w:trPr>
-          <w:tblHeader/>
-          <w:cantSplit/>
-        </w:trPr>
-        <w:tc>
-          <w:tcPr>
-            <w:tcW w:type="dxa" w:w="4176"/>
-            <w:vAlign w:val="center"/>
-            <w:shd w:fill="0B4F6C"/>
-            <w:tcMar>
-              <w:top w:w="160" w:type="dxa"/>
-              <w:bottom w:w="160" w:type="dxa"/>
-              <w:left w:w="140" w:type="dxa"/>
-              <w:right w:w="140" w:type="dxa"/>
-            </w:tcMar>
-            <w:tcBorders>
-              <w:top w:val="single" w:sz="12" w:space="0" w:color="0B4F6C"/>
-              <w:bottom w:val="single" w:sz="12" w:space="0" w:color="0B4F6C"/>
-              <w:left w:val="none"/>
-              <w:right w:val="none"/>
-            </w:tcBorders>
-          </w:tcPr>
-          <w:p>
-            <w:pPr>
-              <w:spacing w:before="0" w:after="0" w:line="276" w:lineRule="auto"/>
-              <w:jc w:val="left"/>
-            </w:pPr>
-            <w:r>
-              <w:rPr>
-                <w:rFonts w:ascii="Segoe UI" w:hAnsi="Segoe UI"/>
-                <w:b/>
-                <w:color w:val="FFFFFF"/>
-                <w:sz w:val="19"/>
-              </w:rPr>
-            </w:r>
-            <w:r>
-              <w:rPr>
-                <w:rFonts w:ascii="Segoe UI" w:hAnsi="Segoe UI"/>
-                <w:b/>
-                <w:color w:val="FFFFFF"/>
-                <w:sz w:val="19"/>
-              </w:rPr>
-              <w:t>Component</w:t>
-            </w:r>
-          </w:p>
-        </w:tc>
-        <w:tc>
-          <w:tcPr>
-            <w:tcW w:type="dxa" w:w="1872"/>
-            <w:vAlign w:val="center"/>
-            <w:shd w:fill="0B4F6C"/>
-            <w:tcMar>
-              <w:top w:w="160" w:type="dxa"/>
-              <w:bottom w:w="160" w:type="dxa"/>
-              <w:left w:w="140" w:type="dxa"/>
-              <w:right w:w="140" w:type="dxa"/>
-            </w:tcMar>
-            <w:tcBorders>
-              <w:top w:val="single" w:sz="12" w:space="0" w:color="0B4F6C"/>
-              <w:bottom w:val="single" w:sz="12" w:space="0" w:color="0B4F6C"/>
-              <w:left w:val="none"/>
-              <w:right w:val="none"/>
-            </w:tcBorders>
-          </w:tcPr>
-          <w:p>
-            <w:pPr>
-              <w:spacing w:before="0" w:after="0" w:line="276" w:lineRule="auto"/>
-              <w:jc w:val="right"/>
-            </w:pPr>
-            <w:r>
-              <w:rPr>
-                <w:rFonts w:ascii="Segoe UI" w:hAnsi="Segoe UI"/>
-                <w:b/>
-                <w:color w:val="FFFFFF"/>
-                <w:sz w:val="19"/>
-              </w:rPr>
-            </w:r>
-            <w:r>
-              <w:rPr>
-                <w:rFonts w:ascii="Segoe UI" w:hAnsi="Segoe UI"/>
-                <w:b/>
-                <w:color w:val="FFFFFF"/>
-                <w:sz w:val="19"/>
-              </w:rPr>
-              <w:t>Standalone FY2025</w:t>
-            </w:r>
-          </w:p>
-        </w:tc>
-        <w:tc>
-          <w:tcPr>
-            <w:tcW w:type="dxa" w:w="1440"/>
-            <w:vAlign w:val="center"/>
-            <w:shd w:fill="0B4F6C"/>
-            <w:tcMar>
-              <w:top w:w="160" w:type="dxa"/>
-              <w:bottom w:w="160" w:type="dxa"/>
-              <w:left w:w="140" w:type="dxa"/>
-              <w:right w:w="140" w:type="dxa"/>
-            </w:tcMar>
-            <w:tcBorders>
-              <w:top w:val="single" w:sz="12" w:space="0" w:color="0B4F6C"/>
-              <w:bottom w:val="single" w:sz="12" w:space="0" w:color="0B4F6C"/>
-              <w:left w:val="none"/>
-              <w:right w:val="none"/>
-            </w:tcBorders>
-          </w:tcPr>
-          <w:p>
-            <w:pPr>
-              <w:spacing w:before="0" w:after="0" w:line="276" w:lineRule="auto"/>
-              <w:jc w:val="center"/>
-            </w:pPr>
-            <w:r>
-              <w:rPr>
-                <w:rFonts w:ascii="Segoe UI" w:hAnsi="Segoe UI"/>
-                <w:b/>
-                <w:color w:val="FFFFFF"/>
-                <w:sz w:val="19"/>
-              </w:rPr>
-            </w:r>
-            <w:r>
-              <w:rPr>
-                <w:rFonts w:ascii="Segoe UI" w:hAnsi="Segoe UI"/>
-                <w:b/>
-                <w:color w:val="FFFFFF"/>
-                <w:sz w:val="19"/>
-              </w:rPr>
-              <w:t>Proration factor</w:t>
-            </w:r>
-          </w:p>
-        </w:tc>
-        <w:tc>
-          <w:tcPr>
-            <w:tcW w:type="dxa" w:w="2304"/>
-            <w:vAlign w:val="center"/>
-            <w:shd w:fill="0B4F6C"/>
-            <w:tcMar>
-              <w:top w:w="160" w:type="dxa"/>
-              <w:bottom w:w="160" w:type="dxa"/>
-              <w:left w:w="140" w:type="dxa"/>
-              <w:right w:w="140" w:type="dxa"/>
-            </w:tcMar>
-            <w:tcBorders>
-              <w:top w:val="single" w:sz="12" w:space="0" w:color="0B4F6C"/>
-              <w:bottom w:val="single" w:sz="12" w:space="0" w:color="0B4F6C"/>
-              <w:left w:val="none"/>
-              <w:right w:val="none"/>
-            </w:tcBorders>
-          </w:tcPr>
-          <w:p>
-            <w:pPr>
-              <w:spacing w:before="0" w:after="0" w:line="276" w:lineRule="auto"/>
-              <w:jc w:val="right"/>
-            </w:pPr>
-            <w:r>
-              <w:rPr>
-                <w:rFonts w:ascii="Segoe UI" w:hAnsi="Segoe UI"/>
-                <w:b/>
-                <w:color w:val="FFFFFF"/>
-                <w:sz w:val="19"/>
-              </w:rPr>
-            </w:r>
-            <w:r>
-              <w:rPr>
-                <w:rFonts w:ascii="Segoe UI" w:hAnsi="Segoe UI"/>
-                <w:b/>
-                <w:color w:val="FFFFFF"/>
-                <w:sz w:val="19"/>
-              </w:rPr>
-              <w:t>Contribution to combined</w:t>
-            </w:r>
-          </w:p>
-        </w:tc>
-      </w:tr>
-      <w:tr>
-        <w:trPr>
-          <w:cantSplit/>
-        </w:trPr>
-        <w:tc>
-          <w:tcPr>
-            <w:tcW w:type="dxa" w:w="4176"/>
-            <w:vAlign w:val="center"/>
-            <w:shd w:fill="FFFFFF"/>
-            <w:tcMar>
-              <w:top w:w="120" w:type="dxa"/>
-              <w:bottom w:w="120" w:type="dxa"/>
-              <w:left w:w="140" w:type="dxa"/>
-              <w:right w:w="140" w:type="dxa"/>
-            </w:tcMar>
-            <w:tcBorders>
-              <w:top w:val="single" w:sz="4" w:space="0" w:color="E2E8F0"/>
-              <w:bottom w:val="single" w:sz="4" w:space="0" w:color="E2E8F0"/>
-              <w:left w:val="none"/>
-              <w:right w:val="none"/>
-            </w:tcBorders>
-          </w:tcPr>
-          <w:p>
-            <w:pPr>
-              <w:spacing w:before="0" w:after="0" w:line="276" w:lineRule="auto"/>
-              <w:jc w:val="left"/>
-            </w:pPr>
-            <w:r>
-              <w:rPr>
-                <w:rFonts w:ascii="Segoe UI" w:hAnsi="Segoe UI"/>
-                <w:color w:val="1E293B"/>
-                <w:sz w:val="19"/>
-              </w:rPr>
-            </w:r>
-            <w:r>
-              <w:rPr>
-                <w:rFonts w:ascii="Segoe UI" w:hAnsi="Segoe UI"/>
-                <w:color w:val="1E293B"/>
-                <w:sz w:val="19"/>
-              </w:rPr>
-              <w:t>Thornfield (full year)</w:t>
-            </w:r>
-          </w:p>
-        </w:tc>
-        <w:tc>
-          <w:tcPr>
-            <w:tcW w:type="dxa" w:w="1872"/>
-            <w:vAlign w:val="center"/>
-            <w:shd w:fill="FFFFFF"/>
-            <w:tcMar>
-              <w:top w:w="120" w:type="dxa"/>
-              <w:bottom w:w="120" w:type="dxa"/>
-              <w:left w:w="140" w:type="dxa"/>
-              <w:right w:w="140" w:type="dxa"/>
-            </w:tcMar>
-            <w:tcBorders>
-              <w:top w:val="single" w:sz="4" w:space="0" w:color="E2E8F0"/>
-              <w:bottom w:val="single" w:sz="4" w:space="0" w:color="E2E8F0"/>
-              <w:left w:val="none"/>
-              <w:right w:val="none"/>
-            </w:tcBorders>
-          </w:tcPr>
-          <w:p>
-            <w:pPr>
-              <w:spacing w:before="0" w:after="0" w:line="276" w:lineRule="auto"/>
-              <w:jc w:val="right"/>
-            </w:pPr>
-            <w:r>
-              <w:rPr>
-                <w:rFonts w:ascii="Segoe UI" w:hAnsi="Segoe UI"/>
-                <w:color w:val="1E293B"/>
-                <w:sz w:val="19"/>
-              </w:rPr>
-            </w:r>
-            <w:r>
-              <w:rPr>
-                <w:rFonts w:ascii="Segoe UI" w:hAnsi="Segoe UI"/>
-                <w:color w:val="1E293B"/>
-                <w:sz w:val="19"/>
-              </w:rPr>
-              <w:t>~$6.0M</w:t>
-            </w:r>
-          </w:p>
-        </w:tc>
-        <w:tc>
-          <w:tcPr>
-            <w:tcW w:type="dxa" w:w="1440"/>
-            <w:vAlign w:val="center"/>
-            <w:shd w:fill="FFFFFF"/>
-            <w:tcMar>
-              <w:top w:w="120" w:type="dxa"/>
-              <w:bottom w:w="120" w:type="dxa"/>
-              <w:left w:w="140" w:type="dxa"/>
-              <w:right w:w="140" w:type="dxa"/>
-            </w:tcMar>
-            <w:tcBorders>
-              <w:top w:val="single" w:sz="4" w:space="0" w:color="E2E8F0"/>
-              <w:bottom w:val="single" w:sz="4" w:space="0" w:color="E2E8F0"/>
-              <w:left w:val="none"/>
-              <w:right w:val="none"/>
-            </w:tcBorders>
-          </w:tcPr>
-          <w:p>
-            <w:pPr>
-              <w:spacing w:before="0" w:after="0" w:line="276" w:lineRule="auto"/>
-              <w:jc w:val="center"/>
-            </w:pPr>
-            <w:r>
-              <w:rPr>
-                <w:rFonts w:ascii="Segoe UI" w:hAnsi="Segoe UI"/>
-                <w:color w:val="1E293B"/>
-                <w:sz w:val="19"/>
-              </w:rPr>
-            </w:r>
-            <w:r>
-              <w:rPr>
-                <w:rFonts w:ascii="Segoe UI" w:hAnsi="Segoe UI"/>
-                <w:color w:val="1E293B"/>
-                <w:sz w:val="19"/>
-              </w:rPr>
-              <w:t>12/12</w:t>
-            </w:r>
-          </w:p>
-        </w:tc>
-        <w:tc>
-          <w:tcPr>
-            <w:tcW w:type="dxa" w:w="2304"/>
-            <w:vAlign w:val="center"/>
-            <w:shd w:fill="FFFFFF"/>
-            <w:tcMar>
-              <w:top w:w="120" w:type="dxa"/>
-              <w:bottom w:w="120" w:type="dxa"/>
-              <w:left w:w="140" w:type="dxa"/>
-              <w:right w:w="140" w:type="dxa"/>
-            </w:tcMar>
-            <w:tcBorders>
-              <w:top w:val="single" w:sz="4" w:space="0" w:color="E2E8F0"/>
-              <w:bottom w:val="single" w:sz="4" w:space="0" w:color="E2E8F0"/>
-              <w:left w:val="none"/>
-              <w:right w:val="none"/>
-            </w:tcBorders>
-          </w:tcPr>
-          <w:p>
-            <w:pPr>
-              <w:spacing w:before="0" w:after="0" w:line="276" w:lineRule="auto"/>
-              <w:jc w:val="right"/>
-            </w:pPr>
-            <w:r>
-              <w:rPr>
-                <w:rFonts w:ascii="Segoe UI" w:hAnsi="Segoe UI"/>
-                <w:b/>
-                <w:color w:val="1E293B"/>
-                <w:sz w:val="19"/>
-              </w:rPr>
-            </w:r>
-            <w:r>
-              <w:rPr>
-                <w:rFonts w:ascii="Segoe UI" w:hAnsi="Segoe UI"/>
-                <w:b/>
-                <w:color w:val="1E293B"/>
-                <w:sz w:val="19"/>
-              </w:rPr>
-              <w:t>~$6.0M</w:t>
-            </w:r>
-          </w:p>
-        </w:tc>
-      </w:tr>
-      <w:tr>
-        <w:trPr>
-          <w:cantSplit/>
-        </w:trPr>
-        <w:tc>
-          <w:tcPr>
-            <w:tcW w:type="dxa" w:w="4176"/>
-            <w:vAlign w:val="center"/>
-            <w:shd w:fill="F4F8F9"/>
-            <w:tcMar>
-              <w:top w:w="120" w:type="dxa"/>
-              <w:bottom w:w="120" w:type="dxa"/>
-              <w:left w:w="140" w:type="dxa"/>
-              <w:right w:w="140" w:type="dxa"/>
-            </w:tcMar>
-            <w:tcBorders>
-              <w:top w:val="single" w:sz="4" w:space="0" w:color="E2E8F0"/>
-              <w:bottom w:val="single" w:sz="4" w:space="0" w:color="E2E8F0"/>
-              <w:left w:val="none"/>
-              <w:right w:val="none"/>
-            </w:tcBorders>
-          </w:tcPr>
-          <w:p>
-            <w:pPr>
-              <w:spacing w:before="0" w:after="0" w:line="276" w:lineRule="auto"/>
-              <w:jc w:val="left"/>
-            </w:pPr>
-            <w:r>
-              <w:rPr>
-                <w:rFonts w:ascii="Segoe UI" w:hAnsi="Segoe UI"/>
-                <w:color w:val="1E293B"/>
-                <w:sz w:val="19"/>
-              </w:rPr>
-            </w:r>
-            <w:r>
-              <w:rPr>
-                <w:rFonts w:ascii="Segoe UI" w:hAnsi="Segoe UI"/>
-                <w:color w:val="1E293B"/>
-                <w:sz w:val="19"/>
-              </w:rPr>
-              <w:t>Bramwell (post-close only, Sept 1 – Dec 31)</w:t>
-            </w:r>
-          </w:p>
-        </w:tc>
-        <w:tc>
-          <w:tcPr>
-            <w:tcW w:type="dxa" w:w="1872"/>
-            <w:vAlign w:val="center"/>
-            <w:shd w:fill="F4F8F9"/>
-            <w:tcMar>
-              <w:top w:w="120" w:type="dxa"/>
-              <w:bottom w:w="120" w:type="dxa"/>
-              <w:left w:w="140" w:type="dxa"/>
-              <w:right w:w="140" w:type="dxa"/>
-            </w:tcMar>
-            <w:tcBorders>
-              <w:top w:val="single" w:sz="4" w:space="0" w:color="E2E8F0"/>
-              <w:bottom w:val="single" w:sz="4" w:space="0" w:color="E2E8F0"/>
-              <w:left w:val="none"/>
-              <w:right w:val="none"/>
-            </w:tcBorders>
-          </w:tcPr>
-          <w:p>
-            <w:pPr>
-              <w:spacing w:before="0" w:after="0" w:line="276" w:lineRule="auto"/>
-              <w:jc w:val="right"/>
-            </w:pPr>
-            <w:r>
-              <w:rPr>
-                <w:rFonts w:ascii="Segoe UI" w:hAnsi="Segoe UI"/>
-                <w:color w:val="1E293B"/>
-                <w:sz w:val="19"/>
-              </w:rPr>
-            </w:r>
-            <w:r>
-              <w:rPr>
-                <w:rFonts w:ascii="Segoe UI" w:hAnsi="Segoe UI"/>
-                <w:color w:val="1E293B"/>
-                <w:sz w:val="19"/>
-              </w:rPr>
-              <w:t>~$4.0M</w:t>
-            </w:r>
-          </w:p>
-        </w:tc>
-        <w:tc>
-          <w:tcPr>
-            <w:tcW w:type="dxa" w:w="1440"/>
-            <w:vAlign w:val="center"/>
-            <w:shd w:fill="F4F8F9"/>
-            <w:tcMar>
-              <w:top w:w="120" w:type="dxa"/>
-              <w:bottom w:w="120" w:type="dxa"/>
-              <w:left w:w="140" w:type="dxa"/>
-              <w:right w:w="140" w:type="dxa"/>
-            </w:tcMar>
-            <w:tcBorders>
-              <w:top w:val="single" w:sz="4" w:space="0" w:color="E2E8F0"/>
-              <w:bottom w:val="single" w:sz="4" w:space="0" w:color="E2E8F0"/>
-              <w:left w:val="none"/>
-              <w:right w:val="none"/>
-            </w:tcBorders>
-          </w:tcPr>
-          <w:p>
-            <w:pPr>
-              <w:spacing w:before="0" w:after="0" w:line="276" w:lineRule="auto"/>
-              <w:jc w:val="center"/>
-            </w:pPr>
-            <w:r>
-              <w:rPr>
-                <w:rFonts w:ascii="Segoe UI" w:hAnsi="Segoe UI"/>
-                <w:color w:val="1E293B"/>
-                <w:sz w:val="19"/>
-              </w:rPr>
-            </w:r>
-            <w:r>
-              <w:rPr>
-                <w:rFonts w:ascii="Segoe UI" w:hAnsi="Segoe UI"/>
-                <w:color w:val="1E293B"/>
-                <w:sz w:val="19"/>
-              </w:rPr>
-              <w:t>4/12</w:t>
-            </w:r>
-          </w:p>
-        </w:tc>
-        <w:tc>
-          <w:tcPr>
-            <w:tcW w:type="dxa" w:w="2304"/>
-            <w:vAlign w:val="center"/>
-            <w:shd w:fill="F4F8F9"/>
-            <w:tcMar>
-              <w:top w:w="120" w:type="dxa"/>
-              <w:bottom w:w="120" w:type="dxa"/>
-              <w:left w:w="140" w:type="dxa"/>
-              <w:right w:w="140" w:type="dxa"/>
-            </w:tcMar>
-            <w:tcBorders>
-              <w:top w:val="single" w:sz="4" w:space="0" w:color="E2E8F0"/>
-              <w:bottom w:val="single" w:sz="4" w:space="0" w:color="E2E8F0"/>
-              <w:left w:val="none"/>
-              <w:right w:val="none"/>
-            </w:tcBorders>
-          </w:tcPr>
-          <w:p>
-            <w:pPr>
-              <w:spacing w:before="0" w:after="0" w:line="276" w:lineRule="auto"/>
-              <w:jc w:val="right"/>
-            </w:pPr>
-            <w:r>
-              <w:rPr>
-                <w:rFonts w:ascii="Segoe UI" w:hAnsi="Segoe UI"/>
-                <w:b/>
-                <w:color w:val="1E293B"/>
-                <w:sz w:val="19"/>
-              </w:rPr>
-            </w:r>
-            <w:r>
-              <w:rPr>
-                <w:rFonts w:ascii="Segoe UI" w:hAnsi="Segoe UI"/>
-                <w:b/>
-                <w:color w:val="1E293B"/>
-                <w:sz w:val="19"/>
-              </w:rPr>
-              <w:t>~$1.33M</w:t>
-            </w:r>
-          </w:p>
-        </w:tc>
-      </w:tr>
-      <w:tr>
-        <w:trPr>
-          <w:cantSplit/>
-        </w:trPr>
-        <w:tc>
-          <w:tcPr>
-            <w:tcW w:type="dxa" w:w="4176"/>
-            <w:vAlign w:val="center"/>
-            <w:shd w:fill="E6F4F1"/>
-            <w:tcMar>
-              <w:top w:w="160" w:type="dxa"/>
-              <w:bottom w:w="160" w:type="dxa"/>
-              <w:left w:w="140" w:type="dxa"/>
-              <w:right w:w="140" w:type="dxa"/>
-            </w:tcMar>
-            <w:tcBorders>
-              <w:top w:val="single" w:sz="12" w:space="0" w:color="0B4F6C"/>
-              <w:bottom w:val="double" w:sz="12" w:space="0" w:color="0B4F6C"/>
-              <w:left w:val="none"/>
-              <w:right w:val="none"/>
-            </w:tcBorders>
-          </w:tcPr>
-          <w:p>
-            <w:pPr>
-              <w:spacing w:before="0" w:after="0" w:line="276" w:lineRule="auto"/>
-              <w:jc w:val="left"/>
-            </w:pPr>
-            <w:r>
-              <w:rPr>
-                <w:rFonts w:ascii="Segoe UI" w:hAnsi="Segoe UI"/>
-                <w:b/>
-                <w:color w:val="0B4F6C"/>
-                <w:sz w:val="20"/>
-              </w:rPr>
-            </w:r>
-            <w:r>
-              <w:rPr>
-                <w:rFonts w:ascii="Segoe UI" w:hAnsi="Segoe UI"/>
-                <w:b/>
-                <w:color w:val="0B4F6C"/>
-                <w:sz w:val="20"/>
-              </w:rPr>
-              <w:t>Combined reportable FY2025 revenue</w:t>
-            </w:r>
-          </w:p>
-        </w:tc>
-        <w:tc>
-          <w:tcPr>
-            <w:tcW w:type="dxa" w:w="1872"/>
-            <w:vAlign w:val="center"/>
-            <w:shd w:fill="E6F4F1"/>
-            <w:tcMar>
-              <w:top w:w="160" w:type="dxa"/>
-              <w:bottom w:w="160" w:type="dxa"/>
-              <w:left w:w="140" w:type="dxa"/>
-              <w:right w:w="140" w:type="dxa"/>
-            </w:tcMar>
-            <w:tcBorders>
-              <w:top w:val="single" w:sz="12" w:space="0" w:color="0B4F6C"/>
-              <w:bottom w:val="double" w:sz="12" w:space="0" w:color="0B4F6C"/>
-              <w:left w:val="none"/>
-              <w:right w:val="none"/>
-            </w:tcBorders>
-          </w:tcPr>
-          <w:p>
-            <w:pPr>
-              <w:spacing w:before="0" w:after="0" w:line="276" w:lineRule="auto"/>
-              <w:jc w:val="right"/>
-            </w:pPr>
-            <w:r>
-              <w:rPr>
-                <w:rFonts w:ascii="Segoe UI" w:hAnsi="Segoe UI"/>
-                <w:b/>
-                <w:color w:val="0B4F6C"/>
-                <w:sz w:val="20"/>
-              </w:rPr>
-            </w:r>
-            <w:r>
-              <w:rPr>
-                <w:rFonts w:ascii="Segoe UI" w:hAnsi="Segoe UI"/>
-                <w:b/>
-                <w:color w:val="0B4F6C"/>
-                <w:sz w:val="20"/>
-              </w:rPr>
-            </w:r>
-          </w:p>
-        </w:tc>
-        <w:tc>
-          <w:tcPr>
-            <w:tcW w:type="dxa" w:w="1440"/>
-            <w:vAlign w:val="center"/>
-            <w:shd w:fill="E6F4F1"/>
-            <w:tcMar>
-              <w:top w:w="160" w:type="dxa"/>
-              <w:bottom w:w="160" w:type="dxa"/>
-              <w:left w:w="140" w:type="dxa"/>
-              <w:right w:w="140" w:type="dxa"/>
-            </w:tcMar>
-            <w:tcBorders>
-              <w:top w:val="single" w:sz="12" w:space="0" w:color="0B4F6C"/>
-              <w:bottom w:val="double" w:sz="12" w:space="0" w:color="0B4F6C"/>
-              <w:left w:val="none"/>
-              <w:right w:val="none"/>
-            </w:tcBorders>
-          </w:tcPr>
-          <w:p>
-            <w:pPr>
-              <w:spacing w:before="0" w:after="0" w:line="276" w:lineRule="auto"/>
-              <w:jc w:val="center"/>
-            </w:pPr>
-            <w:r>
-              <w:rPr>
-                <w:rFonts w:ascii="Segoe UI" w:hAnsi="Segoe UI"/>
-                <w:b/>
-                <w:color w:val="0B4F6C"/>
-                <w:sz w:val="20"/>
-              </w:rPr>
-            </w:r>
-            <w:r>
-              <w:rPr>
-                <w:rFonts w:ascii="Segoe UI" w:hAnsi="Segoe UI"/>
-                <w:b/>
-                <w:color w:val="0B4F6C"/>
-                <w:sz w:val="20"/>
-              </w:rPr>
-            </w:r>
-          </w:p>
-        </w:tc>
-        <w:tc>
-          <w:tcPr>
-            <w:tcW w:type="dxa" w:w="2304"/>
-            <w:vAlign w:val="center"/>
-            <w:shd w:fill="E6F4F1"/>
-            <w:tcMar>
-              <w:top w:w="160" w:type="dxa"/>
-              <w:bottom w:w="160" w:type="dxa"/>
-              <w:left w:w="140" w:type="dxa"/>
-              <w:right w:w="140" w:type="dxa"/>
-            </w:tcMar>
-            <w:tcBorders>
-              <w:top w:val="single" w:sz="12" w:space="0" w:color="0B4F6C"/>
-              <w:bottom w:val="double" w:sz="12" w:space="0" w:color="0B4F6C"/>
-              <w:left w:val="none"/>
-              <w:right w:val="none"/>
-            </w:tcBorders>
-          </w:tcPr>
-          <w:p>
-            <w:pPr>
-              <w:spacing w:before="0" w:after="0" w:line="276" w:lineRule="auto"/>
-              <w:jc w:val="right"/>
-            </w:pPr>
-            <w:r>
-              <w:rPr>
-                <w:rFonts w:ascii="Segoe UI" w:hAnsi="Segoe UI"/>
-                <w:b/>
-                <w:color w:val="0B4F6C"/>
-                <w:sz w:val="20"/>
-              </w:rPr>
-            </w:r>
-            <w:r>
-              <w:rPr>
-                <w:rFonts w:ascii="Segoe UI" w:hAnsi="Segoe UI"/>
-                <w:b/>
-                <w:color w:val="0B4F6C"/>
-                <w:sz w:val="20"/>
-              </w:rPr>
-              <w:t>~$7.3M</w:t>
-            </w:r>
-          </w:p>
-        </w:tc>
-      </w:tr>
-    </w:tbl>
-    <w:p>
-      <w:pPr>
-        <w:spacing w:after="140" w:line="288" w:lineRule="auto" w:before="0"/>
-      </w:pPr>
-    </w:p>
-    <w:p>
-      <w:pPr>
-        <w:spacing w:after="200" w:line="288" w:lineRule="auto" w:before="200"/>
-        <w:ind w:left="216" w:right="216"/>
-        <w:shd w:fill="E6F4F1"/>
-        <w:pBdr>
-          <w:left w:val="single" w:sz="24" w:space="14" w:color="0B4F6C"/>
-          <w:top w:val="none"/>
-          <w:right w:val="none"/>
-          <w:bottom w:val="none"/>
-        </w:pBdr>
-      </w:pPr>
-      <w:r>
-        <w:rPr>
-          <w:rFonts w:ascii="Segoe UI" w:hAnsi="Segoe UI"/>
-          <w:b/>
-          <w:color w:val="0B4F6C"/>
-          <w:sz w:val="20"/>
-        </w:rPr>
-        <w:t>Computation: ~$6.0M + (~$4.0M × 4/12) = ~$6.0M + ~$1.33M ≈ ~$7.3M.</w:t>
-      </w:r>
-    </w:p>
-    <w:p>
-      <w:pPr>
-        <w:spacing w:after="140" w:line="288" w:lineRule="auto" w:before="0"/>
-      </w:pPr>
-      <w:r>
-        <w:rPr>
-          <w:rFonts w:ascii="Segoe UI" w:hAnsi="Segoe UI"/>
-          <w:color w:val="1E293B"/>
-          <w:sz w:val="20"/>
-        </w:rPr>
-        <w:t>This ~$7.3M figure is the headline combined-revenue number for board deliverables covering FY2025.</w:t>
-      </w:r>
     </w:p>
     <w:p>
       <w:pPr>
@@ -1289,7 +530,7 @@
           <w:color w:val="0B4F6C"/>
           <w:sz w:val="25"/>
         </w:rPr>
-        <w:t>4. Non-Standard Presentation Prohibition</w:t>
+        <w:t>3. Non-Standard Presentation Prohibition</w:t>
       </w:r>
     </w:p>
     <w:p>
@@ -1302,7 +543,7 @@
           <w:color w:val="1E293B"/>
           <w:sz w:val="20"/>
         </w:rPr>
-        <w:t>Casual side-by-side mentions of both companies' full annual figures ($6.0M + $4.0M = $10.0M) are not the reportable combined revenue and must not appear in board deliverables as the headline number. Any such figure encountered in draft correspondence, pre-read narratives, or informal briefings — including references that pair the two standalone totals without applying the 4/12 proration — is a pre-close descriptive statistic about the two independent businesses, not a Thornfield consolidated result. Slide authors, memo authors, and QBR contributors are instructed to reject any $10.0M-style combined presentation and to substitute the prorated ~$7.3M figure produced under Section 2. Where context genuinely requires disclosing both standalone totals (for example, transaction-scope narrative or footnote disclosure of the acquired entity's independent scale), the standalone figures may be presented as such, clearly labeled as standalone and pre-close for Bramwell, and never summed on the same line as the reportable combined revenue.</w:t>
+        <w:t>Casual side-by-side mentions of both companies' full annual figures ($6.0M + $4.0M = $10.0M) are not the reportable combined revenue and must not appear in board deliverables as the headline number. Any such figure encountered in draft correspondence, pre-read narratives, or informal briefings — including references that pair the two standalone totals without applying the 4/12 proration — is a pre-close descriptive statistic about the two independent businesses, not a Thornfield consolidated result. Slide authors, memo authors, and QBR contributors are instructed to reject any $10.0M-style combined presentation and to apply the 4/12 proration required under Section 2 instead. Where context genuinely requires disclosing both standalone totals (for example, transaction-scope narrative or footnote disclosure of the acquired entity's independent scale), the standalone figures may be presented as such, clearly labeled as standalone and pre-close for Bramwell, and never summed on the same line as the reportable combined revenue.</w:t>
       </w:r>
     </w:p>
     <w:p>
@@ -1333,7 +574,7 @@
           <w:color w:val="0B4F6C"/>
           <w:sz w:val="25"/>
         </w:rPr>
-        <w:t>5. Sign-Off</w:t>
+        <w:t>4. Sign-Off</w:t>
       </w:r>
     </w:p>
     <w:p>

--- a/filesystem/Finance/Reporting/FY2025_PL_proration_methodology.docx
+++ b/filesystem/Finance/Reporting/FY2025_PL_proration_methodology.docx
@@ -477,7 +477,7 @@
           <w:color w:val="1E293B"/>
           <w:sz w:val="20"/>
         </w:rPr>
-        <w:t>Inputs to the proration are the two management-prepared standalone financials:</w:t>
+        <w:t>Inputs to the proration will be the two management-prepared standalone financials for FY2025, each finalized and issued after fiscal year-end close:</w:t>
       </w:r>
     </w:p>
     <w:p>
@@ -492,7 +492,7 @@
           <w:color w:val="1E293B"/>
           <w:sz w:val="20"/>
         </w:rPr>
-        <w:t>Thornfield FY2025 standalone revenue: ~$6.0M (full year — used as-is).</w:t>
+        <w:t>Thornfield's full-year FY2025 standalone revenue (used as-is).</w:t>
       </w:r>
     </w:p>
     <w:p>
@@ -507,7 +507,7 @@
           <w:color w:val="1E293B"/>
           <w:sz w:val="20"/>
         </w:rPr>
-        <w:t>Bramwell FY2025 standalone revenue: ~$4.0M (full year — prorated by 4/12 for reporting).</w:t>
+        <w:t>Bramwell's full-year FY2025 standalone revenue (prorated by 4/12 for reporting).</w:t>
       </w:r>
     </w:p>
     <w:p>
@@ -543,7 +543,7 @@
           <w:color w:val="1E293B"/>
           <w:sz w:val="20"/>
         </w:rPr>
-        <w:t>Casual side-by-side mentions of both companies' full annual figures ($6.0M + $4.0M = $10.0M) are not the reportable combined revenue and must not appear in board deliverables as the headline number. Any such figure encountered in draft correspondence, pre-read narratives, or informal briefings — including references that pair the two standalone totals without applying the 4/12 proration — is a pre-close descriptive statistic about the two independent businesses, not a Thornfield consolidated result. Slide authors, memo authors, and QBR contributors are instructed to reject any $10.0M-style combined presentation and to apply the 4/12 proration required under Section 2 instead. Where context genuinely requires disclosing both standalone totals (for example, transaction-scope narrative or footnote disclosure of the acquired entity's independent scale), the standalone figures may be presented as such, clearly labeled as standalone and pre-close for Bramwell, and never summed on the same line as the reportable combined revenue.</w:t>
+        <w:t>Casual side-by-side mentions of both companies' full annual standalone figures, simply added together, are not the reportable combined revenue and must not appear in board deliverables as the headline number. Any such figure encountered in draft correspondence, pre-read narratives, or informal briefings — including references that pair the two standalone totals without applying the 4/12 proration — is a pre-close descriptive statistic about the two independent businesses, not a Thornfield consolidated result. Slide authors, memo authors, and QBR contributors are instructed to reject any $10.0M-style combined presentation and to apply the 4/12 proration required under Section 2 instead. Where context genuinely requires disclosing both standalone totals (for example, transaction-scope narrative or footnote disclosure of the acquired entity's independent scale), the standalone figures may be presented as such, clearly labeled as standalone and pre-close for Bramwell, and never summed on the same line as the reportable combined revenue.</w:t>
       </w:r>
     </w:p>
     <w:p>
